--- a/docx/04-switching/boletin-U04-inicial.docx
+++ b/docx/04-switching/boletin-U04-inicial.docx
@@ -15,6 +15,9 @@
             <w:pStyle w:val="TOCHeading"/>
           </w:pPr>
           <w:r>
+            <w:rPr>
+              <w:lang w:val="es-ES"/>
+            </w:rPr>
             <w:t xml:space="preserve">Table of Contents</w:t>
           </w:r>
         </w:p>
@@ -34,6 +37,9 @@
         <w:pStyle w:val="Heading1"/>
       </w:pPr>
       <w:r>
+        <w:rPr>
+          <w:lang w:val="es-ES"/>
+        </w:rPr>
         <w:t xml:space="preserve">Boletín UD4 — Inicial</w:t>
       </w:r>
     </w:p>
@@ -44,6 +50,9 @@
         <w:pStyle w:val="Heading1"/>
       </w:pPr>
       <w:r>
+        <w:rPr>
+          <w:lang w:val="es-ES"/>
+        </w:rPr>
         <w:t xml:space="preserve">📝 Boletín UD4 — Inicial</w:t>
       </w:r>
     </w:p>
@@ -52,6 +61,9 @@
         <w:pStyle w:val="BlockText"/>
       </w:pPr>
       <w:r>
+        <w:rPr>
+          <w:lang w:val="es-ES"/>
+        </w:rPr>
         <w:t xml:space="preserve">Ejercicios básicos para afianzar los conceptos de switching y STP.</w:t>
       </w:r>
     </w:p>
@@ -68,6 +80,9 @@
         <w:pStyle w:val="Heading2"/>
       </w:pPr>
       <w:r>
+        <w:rPr>
+          <w:lang w:val="es-ES"/>
+        </w:rPr>
         <w:t xml:space="preserve">1. ¿Qué hace el switch?</w:t>
       </w:r>
     </w:p>
@@ -76,6 +91,9 @@
         <w:pStyle w:val="FirstParagraph"/>
       </w:pPr>
       <w:r>
+        <w:rPr>
+          <w:lang w:val="es-ES"/>
+        </w:rPr>
         <w:t xml:space="preserve">Relaciona la situación con la acción del switch:</w:t>
       </w:r>
     </w:p>
@@ -101,6 +119,9 @@
               <w:pStyle w:val="Compact"/>
             </w:pPr>
             <w:r>
+              <w:rPr>
+                <w:lang w:val="es-ES"/>
+              </w:rPr>
               <w:t xml:space="preserve">Situación</w:t>
             </w:r>
           </w:p>
@@ -112,6 +133,9 @@
               <w:pStyle w:val="Compact"/>
             </w:pPr>
             <w:r>
+              <w:rPr>
+                <w:lang w:val="es-ES"/>
+              </w:rPr>
               <w:t xml:space="preserve">Acción</w:t>
             </w:r>
           </w:p>
@@ -125,6 +149,9 @@
               <w:pStyle w:val="Compact"/>
             </w:pPr>
             <w:r>
+              <w:rPr>
+                <w:lang w:val="es-ES"/>
+              </w:rPr>
               <w:t xml:space="preserve">1. Llega una trama con MAC destino conocida</w:t>
             </w:r>
           </w:p>
@@ -136,6 +163,9 @@
               <w:pStyle w:val="Compact"/>
             </w:pPr>
             <w:r>
+              <w:rPr>
+                <w:lang w:val="es-ES"/>
+              </w:rPr>
               <w:t xml:space="preserve">a) Inunda por todos los puertos menos el origen</w:t>
             </w:r>
           </w:p>
@@ -149,6 +179,9 @@
               <w:pStyle w:val="Compact"/>
             </w:pPr>
             <w:r>
+              <w:rPr>
+                <w:lang w:val="es-ES"/>
+              </w:rPr>
               <w:t xml:space="preserve">2. Llega una trama con MAC destino desconocida</w:t>
             </w:r>
           </w:p>
@@ -160,6 +193,9 @@
               <w:pStyle w:val="Compact"/>
             </w:pPr>
             <w:r>
+              <w:rPr>
+                <w:lang w:val="es-ES"/>
+              </w:rPr>
               <w:t xml:space="preserve">b) Reenvía solo por el puerto correspondiente</w:t>
             </w:r>
           </w:p>
@@ -173,6 +209,9 @@
               <w:pStyle w:val="Compact"/>
             </w:pPr>
             <w:r>
+              <w:rPr>
+                <w:lang w:val="es-ES"/>
+              </w:rPr>
               <w:t xml:space="preserve">3. Llega una trama broadcast</w:t>
             </w:r>
           </w:p>
@@ -184,6 +223,9 @@
               <w:pStyle w:val="Compact"/>
             </w:pPr>
             <w:r>
+              <w:rPr>
+                <w:lang w:val="es-ES"/>
+              </w:rPr>
               <w:t xml:space="preserve">c) Inunda por todos los puertos</w:t>
             </w:r>
           </w:p>
@@ -197,6 +239,9 @@
         <w:pStyle w:val="Heading2"/>
       </w:pPr>
       <w:r>
+        <w:rPr>
+          <w:lang w:val="es-ES"/>
+        </w:rPr>
         <w:t xml:space="preserve">2. Verdadero o falso</w:t>
       </w:r>
     </w:p>
@@ -209,6 +254,9 @@
         </w:numPr>
       </w:pPr>
       <w:r>
+        <w:rPr>
+          <w:lang w:val="es-ES"/>
+        </w:rPr>
         <w:t xml:space="preserve">Un switch segmenta los dominios de colisión.</w:t>
       </w:r>
     </w:p>
@@ -221,6 +269,9 @@
         </w:numPr>
       </w:pPr>
       <w:r>
+        <w:rPr>
+          <w:lang w:val="es-ES"/>
+        </w:rPr>
         <w:t xml:space="preserve">Un switch segmenta los dominios de broadcast.</w:t>
       </w:r>
     </w:p>
@@ -233,6 +284,9 @@
         </w:numPr>
       </w:pPr>
       <w:r>
+        <w:rPr>
+          <w:lang w:val="es-ES"/>
+        </w:rPr>
         <w:t xml:space="preserve">STP evita bucles en redes conmutadas.</w:t>
       </w:r>
     </w:p>
@@ -245,6 +299,9 @@
         </w:numPr>
       </w:pPr>
       <w:r>
+        <w:rPr>
+          <w:lang w:val="es-ES"/>
+        </w:rPr>
         <w:t xml:space="preserve">RSTP converge más rápido que STP.</w:t>
       </w:r>
     </w:p>
@@ -257,6 +314,9 @@
         </w:numPr>
       </w:pPr>
       <w:r>
+        <w:rPr>
+          <w:lang w:val="es-ES"/>
+        </w:rPr>
         <w:t xml:space="preserve">La tabla MAC de un switch se llama tabla ARP.</w:t>
       </w:r>
     </w:p>
@@ -267,6 +327,9 @@
         <w:pStyle w:val="Heading2"/>
       </w:pPr>
       <w:r>
+        <w:rPr>
+          <w:lang w:val="es-ES"/>
+        </w:rPr>
         <w:t xml:space="preserve">3. Estados STP</w:t>
       </w:r>
     </w:p>
@@ -275,6 +338,9 @@
         <w:pStyle w:val="FirstParagraph"/>
       </w:pPr>
       <w:r>
+        <w:rPr>
+          <w:lang w:val="es-ES"/>
+        </w:rPr>
         <w:t xml:space="preserve">Ordena los estados STP por los que pasa un puerto desde que se activa hasta que reenvía tráfico:</w:t>
       </w:r>
     </w:p>
@@ -287,6 +353,9 @@
         </w:numPr>
       </w:pPr>
       <w:r>
+        <w:rPr>
+          <w:lang w:val="es-ES"/>
+        </w:rPr>
         <w:t xml:space="preserve">Learning</w:t>
       </w:r>
     </w:p>
@@ -299,6 +368,9 @@
         </w:numPr>
       </w:pPr>
       <w:r>
+        <w:rPr>
+          <w:lang w:val="es-ES"/>
+        </w:rPr>
         <w:t xml:space="preserve">Forwarding</w:t>
       </w:r>
     </w:p>
@@ -311,6 +383,9 @@
         </w:numPr>
       </w:pPr>
       <w:r>
+        <w:rPr>
+          <w:lang w:val="es-ES"/>
+        </w:rPr>
         <w:t xml:space="preserve">Blocking</w:t>
       </w:r>
     </w:p>
@@ -323,6 +398,9 @@
         </w:numPr>
       </w:pPr>
       <w:r>
+        <w:rPr>
+          <w:lang w:val="es-ES"/>
+        </w:rPr>
         <w:t xml:space="preserve">Listening</w:t>
       </w:r>
     </w:p>
@@ -333,6 +411,9 @@
         <w:pStyle w:val="Heading2"/>
       </w:pPr>
       <w:r>
+        <w:rPr>
+          <w:lang w:val="es-ES"/>
+        </w:rPr>
         <w:t xml:space="preserve">4. Identifica el rol</w:t>
       </w:r>
     </w:p>
@@ -341,6 +422,9 @@
         <w:pStyle w:val="FirstParagraph"/>
       </w:pPr>
       <w:r>
+        <w:rPr>
+          <w:lang w:val="es-ES"/>
+        </w:rPr>
         <w:t xml:space="preserve">Indica qué rol STP tiene cada puerto:</w:t>
       </w:r>
     </w:p>
@@ -353,6 +437,9 @@
         </w:numPr>
       </w:pPr>
       <w:r>
+        <w:rPr>
+          <w:lang w:val="es-ES"/>
+        </w:rPr>
         <w:t xml:space="preserve">Puerto del Root Bridge hacia un switch no-root</w:t>
       </w:r>
     </w:p>
@@ -365,6 +452,9 @@
         </w:numPr>
       </w:pPr>
       <w:r>
+        <w:rPr>
+          <w:lang w:val="es-ES"/>
+        </w:rPr>
         <w:t xml:space="preserve">Puerto que mira hacia el Root Bridge (en un switch no-root)</w:t>
       </w:r>
     </w:p>
@@ -377,6 +467,9 @@
         </w:numPr>
       </w:pPr>
       <w:r>
+        <w:rPr>
+          <w:lang w:val="es-ES"/>
+        </w:rPr>
         <w:t xml:space="preserve">Puerto bloqueado que proporciona un camino alternativo</w:t>
       </w:r>
     </w:p>
@@ -387,6 +480,9 @@
         <w:pStyle w:val="Heading2"/>
       </w:pPr>
       <w:r>
+        <w:rPr>
+          <w:lang w:val="es-ES"/>
+        </w:rPr>
         <w:t xml:space="preserve">5. ¿Qué comando?</w:t>
       </w:r>
     </w:p>
@@ -395,6 +491,9 @@
         <w:pStyle w:val="FirstParagraph"/>
       </w:pPr>
       <w:r>
+        <w:rPr>
+          <w:lang w:val="es-ES"/>
+        </w:rPr>
         <w:t xml:space="preserve">Relaciona el comando con su función:</w:t>
       </w:r>
     </w:p>
@@ -419,6 +518,9 @@
               <w:pStyle w:val="Compact"/>
             </w:pPr>
             <w:r>
+              <w:rPr>
+                <w:lang w:val="es-ES"/>
+              </w:rPr>
               <w:t xml:space="preserve">Comando</w:t>
             </w:r>
           </w:p>
@@ -430,6 +532,9 @@
               <w:pStyle w:val="Compact"/>
             </w:pPr>
             <w:r>
+              <w:rPr>
+                <w:lang w:val="es-ES"/>
+              </w:rPr>
               <w:t xml:space="preserve">Función</w:t>
             </w:r>
           </w:p>
@@ -443,14 +548,21 @@
               <w:pStyle w:val="Compact"/>
             </w:pPr>
             <w:r>
+              <w:rPr>
+                <w:lang w:val="es-ES"/>
+              </w:rPr>
               <w:t xml:space="preserve">1.</w:t>
             </w:r>
             <w:r>
+              <w:rPr>
+                <w:lang w:val="es-ES"/>
+              </w:rPr>
               <w:t xml:space="preserve"> </w:t>
             </w:r>
             <w:r>
               <w:rPr>
                 <w:rStyle w:val="VerbatimChar"/>
+                <w:lang w:val="es-ES"/>
               </w:rPr>
               <w:t xml:space="preserve">show mac address-table</w:t>
             </w:r>
@@ -463,6 +575,9 @@
               <w:pStyle w:val="Compact"/>
             </w:pPr>
             <w:r>
+              <w:rPr>
+                <w:lang w:val="es-ES"/>
+              </w:rPr>
               <w:t xml:space="preserve">a) Ver estado STP</w:t>
             </w:r>
           </w:p>
@@ -476,14 +591,21 @@
               <w:pStyle w:val="Compact"/>
             </w:pPr>
             <w:r>
+              <w:rPr>
+                <w:lang w:val="es-ES"/>
+              </w:rPr>
               <w:t xml:space="preserve">2.</w:t>
             </w:r>
             <w:r>
+              <w:rPr>
+                <w:lang w:val="es-ES"/>
+              </w:rPr>
               <w:t xml:space="preserve"> </w:t>
             </w:r>
             <w:r>
               <w:rPr>
                 <w:rStyle w:val="VerbatimChar"/>
+                <w:lang w:val="es-ES"/>
               </w:rPr>
               <w:t xml:space="preserve">show spanning-tree</w:t>
             </w:r>
@@ -496,6 +618,9 @@
               <w:pStyle w:val="Compact"/>
             </w:pPr>
             <w:r>
+              <w:rPr>
+                <w:lang w:val="es-ES"/>
+              </w:rPr>
               <w:t xml:space="preserve">b) Configurar PortFast</w:t>
             </w:r>
           </w:p>
@@ -509,14 +634,21 @@
               <w:pStyle w:val="Compact"/>
             </w:pPr>
             <w:r>
+              <w:rPr>
+                <w:lang w:val="es-ES"/>
+              </w:rPr>
               <w:t xml:space="preserve">3.</w:t>
             </w:r>
             <w:r>
+              <w:rPr>
+                <w:lang w:val="es-ES"/>
+              </w:rPr>
               <w:t xml:space="preserve"> </w:t>
             </w:r>
             <w:r>
               <w:rPr>
                 <w:rStyle w:val="VerbatimChar"/>
+                <w:lang w:val="es-ES"/>
               </w:rPr>
               <w:t xml:space="preserve">spanning-tree portfast</w:t>
             </w:r>
@@ -529,6 +661,9 @@
               <w:pStyle w:val="Compact"/>
             </w:pPr>
             <w:r>
+              <w:rPr>
+                <w:lang w:val="es-ES"/>
+              </w:rPr>
               <w:t xml:space="preserve">c) Ver tabla MAC del switch</w:t>
             </w:r>
           </w:p>
@@ -542,14 +677,21 @@
               <w:pStyle w:val="Compact"/>
             </w:pPr>
             <w:r>
+              <w:rPr>
+                <w:lang w:val="es-ES"/>
+              </w:rPr>
               <w:t xml:space="preserve">4.</w:t>
             </w:r>
             <w:r>
+              <w:rPr>
+                <w:lang w:val="es-ES"/>
+              </w:rPr>
               <w:t xml:space="preserve"> </w:t>
             </w:r>
             <w:r>
               <w:rPr>
                 <w:rStyle w:val="VerbatimChar"/>
+                <w:lang w:val="es-ES"/>
               </w:rPr>
               <w:t xml:space="preserve">switchport port-security</w:t>
             </w:r>
@@ -562,6 +704,9 @@
               <w:pStyle w:val="Compact"/>
             </w:pPr>
             <w:r>
+              <w:rPr>
+                <w:lang w:val="es-ES"/>
+              </w:rPr>
               <w:t xml:space="preserve">d) Activar seguridad de puerto</w:t>
             </w:r>
           </w:p>
@@ -575,6 +720,9 @@
         <w:pStyle w:val="Heading2"/>
       </w:pPr>
       <w:r>
+        <w:rPr>
+          <w:lang w:val="es-ES"/>
+        </w:rPr>
         <w:t xml:space="preserve">6. Tormenta de broadcast</w:t>
       </w:r>
     </w:p>
@@ -583,6 +731,9 @@
         <w:pStyle w:val="FirstParagraph"/>
       </w:pPr>
       <w:r>
+        <w:rPr>
+          <w:lang w:val="es-ES"/>
+        </w:rPr>
         <w:t xml:space="preserve">¿Qué es necesario para que ocurra una tormenta de broadcast?</w:t>
       </w:r>
     </w:p>
@@ -595,6 +746,9 @@
         </w:numPr>
       </w:pPr>
       <w:r>
+        <w:rPr>
+          <w:lang w:val="es-ES"/>
+        </w:rPr>
         <w:t xml:space="preserve">Un solo switch con muchos PCs</w:t>
       </w:r>
     </w:p>
@@ -607,6 +761,9 @@
         </w:numPr>
       </w:pPr>
       <w:r>
+        <w:rPr>
+          <w:lang w:val="es-ES"/>
+        </w:rPr>
         <w:t xml:space="preserve">Un bucle en la red (switches conectados formando un círculo)</w:t>
       </w:r>
     </w:p>
@@ -619,6 +776,9 @@
         </w:numPr>
       </w:pPr>
       <w:r>
+        <w:rPr>
+          <w:lang w:val="es-ES"/>
+        </w:rPr>
         <w:t xml:space="preserve">Un cable defectuoso</w:t>
       </w:r>
     </w:p>
@@ -631,6 +791,9 @@
         </w:numPr>
       </w:pPr>
       <w:r>
+        <w:rPr>
+          <w:lang w:val="es-ES"/>
+        </w:rPr>
         <w:t xml:space="preserve">Un router mal configurado</w:t>
       </w:r>
     </w:p>
@@ -641,6 +804,9 @@
         <w:pStyle w:val="Heading2"/>
       </w:pPr>
       <w:r>
+        <w:rPr>
+          <w:lang w:val="es-ES"/>
+        </w:rPr>
         <w:t xml:space="preserve">7. Reenvío de tramas y la tabla CAM</w:t>
       </w:r>
     </w:p>
@@ -649,6 +815,9 @@
         <w:pStyle w:val="FirstParagraph"/>
       </w:pPr>
       <w:r>
+        <w:rPr>
+          <w:lang w:val="es-ES"/>
+        </w:rPr>
         <w:t xml:space="preserve">Observa la tabla CAM de un switch:</w:t>
       </w:r>
     </w:p>
@@ -659,6 +828,7 @@
       <w:r>
         <w:rPr>
           <w:rStyle w:val="VerbatimChar"/>
+          <w:lang w:val="es-ES"/>
         </w:rPr>
         <w:t xml:space="preserve">Vlan    Mac Address       Type        Ports</w:t>
       </w:r>
@@ -668,6 +838,7 @@
       <w:r>
         <w:rPr>
           <w:rStyle w:val="VerbatimChar"/>
+          <w:lang w:val="es-ES"/>
         </w:rPr>
         <w:t xml:space="preserve">----    -----------       --------    -----</w:t>
       </w:r>
@@ -677,6 +848,7 @@
       <w:r>
         <w:rPr>
           <w:rStyle w:val="VerbatimChar"/>
+          <w:lang w:val="es-ES"/>
         </w:rPr>
         <w:t xml:space="preserve">   1    0050.7966.6800    DYNAMIC     Fa0/1</w:t>
       </w:r>
@@ -686,6 +858,7 @@
       <w:r>
         <w:rPr>
           <w:rStyle w:val="VerbatimChar"/>
+          <w:lang w:val="es-ES"/>
         </w:rPr>
         <w:t xml:space="preserve">   1    0050.7966.6801    DYNAMIC     Fa0/2</w:t>
       </w:r>
@@ -695,6 +868,7 @@
       <w:r>
         <w:rPr>
           <w:rStyle w:val="VerbatimChar"/>
+          <w:lang w:val="es-ES"/>
         </w:rPr>
         <w:t xml:space="preserve">   1    00D0.BC96.1A01    DYNAMIC     Fa0/3</w:t>
       </w:r>
@@ -704,6 +878,9 @@
         <w:pStyle w:val="FirstParagraph"/>
       </w:pPr>
       <w:r>
+        <w:rPr>
+          <w:lang w:val="es-ES"/>
+        </w:rPr>
         <w:t xml:space="preserve">Indica qué hace el switch en cada caso:</w:t>
       </w:r>
     </w:p>
@@ -716,33 +893,53 @@
         </w:numPr>
       </w:pPr>
       <w:r>
+        <w:rPr>
+          <w:lang w:val="es-ES"/>
+        </w:rPr>
         <w:t xml:space="preserve">Llega una trama por Fa0/2 con MAC origen</w:t>
       </w:r>
       <w:r>
+        <w:rPr>
+          <w:lang w:val="es-ES"/>
+        </w:rPr>
         <w:t xml:space="preserve"> </w:t>
       </w:r>
       <w:r>
         <w:rPr>
           <w:rStyle w:val="VerbatimChar"/>
+          <w:lang w:val="es-ES"/>
         </w:rPr>
         <w:t xml:space="preserve">0050.7966.6801</w:t>
       </w:r>
       <w:r>
+        <w:rPr>
+          <w:lang w:val="es-ES"/>
+        </w:rPr>
         <w:t xml:space="preserve"> </w:t>
       </w:r>
       <w:r>
+        <w:rPr>
+          <w:lang w:val="es-ES"/>
+        </w:rPr>
         <w:t xml:space="preserve">y destino</w:t>
       </w:r>
       <w:r>
+        <w:rPr>
+          <w:lang w:val="es-ES"/>
+        </w:rPr>
         <w:t xml:space="preserve"> </w:t>
       </w:r>
       <w:r>
         <w:rPr>
           <w:rStyle w:val="VerbatimChar"/>
+          <w:lang w:val="es-ES"/>
         </w:rPr>
         <w:t xml:space="preserve">00D0.BC96.1A01</w:t>
       </w:r>
       <w:r>
+        <w:rPr>
+          <w:lang w:val="es-ES"/>
+        </w:rPr>
         <w:t xml:space="preserve">.</w:t>
       </w:r>
     </w:p>
@@ -755,36 +952,59 @@
         </w:numPr>
       </w:pPr>
       <w:r>
+        <w:rPr>
+          <w:lang w:val="es-ES"/>
+        </w:rPr>
         <w:t xml:space="preserve">Llega una trama por Fa0/1 con MAC origen</w:t>
       </w:r>
       <w:r>
+        <w:rPr>
+          <w:lang w:val="es-ES"/>
+        </w:rPr>
         <w:t xml:space="preserve"> </w:t>
       </w:r>
       <w:r>
         <w:rPr>
           <w:rStyle w:val="VerbatimChar"/>
+          <w:lang w:val="es-ES"/>
         </w:rPr>
         <w:t xml:space="preserve">0050.7966.6800</w:t>
       </w:r>
       <w:r>
+        <w:rPr>
+          <w:lang w:val="es-ES"/>
+        </w:rPr>
         <w:t xml:space="preserve"> </w:t>
       </w:r>
       <w:r>
+        <w:rPr>
+          <w:lang w:val="es-ES"/>
+        </w:rPr>
         <w:t xml:space="preserve">y destino</w:t>
       </w:r>
       <w:r>
+        <w:rPr>
+          <w:lang w:val="es-ES"/>
+        </w:rPr>
         <w:t xml:space="preserve"> </w:t>
       </w:r>
       <w:r>
         <w:rPr>
           <w:rStyle w:val="VerbatimChar"/>
+          <w:lang w:val="es-ES"/>
         </w:rPr>
         <w:t xml:space="preserve">0050.7966.6802</w:t>
       </w:r>
       <w:r>
+        <w:rPr>
+          <w:lang w:val="es-ES"/>
+        </w:rPr>
         <w:t xml:space="preserve"> </w:t>
       </w:r>
       <w:r>
+        <w:rPr>
+          <w:lang w:val="es-ES"/>
+        </w:rPr>
         <w:t xml:space="preserve">(desconocida).</w:t>
       </w:r>
     </w:p>
@@ -797,21 +1017,34 @@
         </w:numPr>
       </w:pPr>
       <w:r>
+        <w:rPr>
+          <w:lang w:val="es-ES"/>
+        </w:rPr>
         <w:t xml:space="preserve">Llega una trama por Fa0/3 con destino</w:t>
       </w:r>
       <w:r>
+        <w:rPr>
+          <w:lang w:val="es-ES"/>
+        </w:rPr>
         <w:t xml:space="preserve"> </w:t>
       </w:r>
       <w:r>
         <w:rPr>
           <w:rStyle w:val="VerbatimChar"/>
+          <w:lang w:val="es-ES"/>
         </w:rPr>
         <w:t xml:space="preserve">FFFF.FFFF.FFFF</w:t>
       </w:r>
       <w:r>
+        <w:rPr>
+          <w:lang w:val="es-ES"/>
+        </w:rPr>
         <w:t xml:space="preserve"> </w:t>
       </w:r>
       <w:r>
+        <w:rPr>
+          <w:lang w:val="es-ES"/>
+        </w:rPr>
         <w:t xml:space="preserve">(broadcast).</w:t>
       </w:r>
     </w:p>
@@ -824,18 +1057,28 @@
         </w:numPr>
       </w:pPr>
       <w:r>
+        <w:rPr>
+          <w:lang w:val="es-ES"/>
+        </w:rPr>
         <w:t xml:space="preserve">Llega una trama por Fa0/4 con MAC origen</w:t>
       </w:r>
       <w:r>
+        <w:rPr>
+          <w:lang w:val="es-ES"/>
+        </w:rPr>
         <w:t xml:space="preserve"> </w:t>
       </w:r>
       <w:r>
         <w:rPr>
           <w:rStyle w:val="VerbatimChar"/>
+          <w:lang w:val="es-ES"/>
         </w:rPr>
         <w:t xml:space="preserve">0050.7966.6801</w:t>
       </w:r>
       <w:r>
+        <w:rPr>
+          <w:lang w:val="es-ES"/>
+        </w:rPr>
         <w:t xml:space="preserve">, una MAC que ya estaba aprendida en Fa0/2. ¿Qué hace el switch con la tabla CAM?</w:t>
       </w:r>
     </w:p>
@@ -847,13 +1090,20 @@
         <w:rPr>
           <w:b/>
           <w:bCs/>
+          <w:lang w:val="es-ES"/>
         </w:rPr>
         <w:t xml:space="preserve">Pista:</w:t>
       </w:r>
       <w:r>
+        <w:rPr>
+          <w:lang w:val="es-ES"/>
+        </w:rPr>
         <w:t xml:space="preserve"> </w:t>
       </w:r>
       <w:r>
+        <w:rPr>
+          <w:lang w:val="es-ES"/>
+        </w:rPr>
         <w:t xml:space="preserve">si la MAC destino está en la tabla, reenvío selectivo; si no está, inundo. Y si la misma MAC origen aparece por un puerto distinto, la tabla se actualiza con el puerto más reciente.</w:t>
       </w:r>
     </w:p>
@@ -864,6 +1114,9 @@
         <w:pStyle w:val="Heading2"/>
       </w:pPr>
       <w:r>
+        <w:rPr>
+          <w:lang w:val="es-ES"/>
+        </w:rPr>
         <w:t xml:space="preserve">8. Estados STP</w:t>
       </w:r>
     </w:p>
@@ -872,6 +1125,9 @@
         <w:pStyle w:val="FirstParagraph"/>
       </w:pPr>
       <w:r>
+        <w:rPr>
+          <w:lang w:val="es-ES"/>
+        </w:rPr>
         <w:t xml:space="preserve">Completa la tabla de estados STP:</w:t>
       </w:r>
     </w:p>
@@ -898,6 +1154,9 @@
               <w:pStyle w:val="Compact"/>
             </w:pPr>
             <w:r>
+              <w:rPr>
+                <w:lang w:val="es-ES"/>
+              </w:rPr>
               <w:t xml:space="preserve">Estado</w:t>
             </w:r>
           </w:p>
@@ -909,6 +1168,9 @@
               <w:pStyle w:val="Compact"/>
             </w:pPr>
             <w:r>
+              <w:rPr>
+                <w:lang w:val="es-ES"/>
+              </w:rPr>
               <w:t xml:space="preserve">¿Reenvía tráfico?</w:t>
             </w:r>
           </w:p>
@@ -920,6 +1182,9 @@
               <w:pStyle w:val="Compact"/>
             </w:pPr>
             <w:r>
+              <w:rPr>
+                <w:lang w:val="es-ES"/>
+              </w:rPr>
               <w:t xml:space="preserve">¿Aprende MACs?</w:t>
             </w:r>
           </w:p>
@@ -931,6 +1196,9 @@
               <w:pStyle w:val="Compact"/>
             </w:pPr>
             <w:r>
+              <w:rPr>
+                <w:lang w:val="es-ES"/>
+              </w:rPr>
               <w:t xml:space="preserve">Tiempo</w:t>
             </w:r>
           </w:p>
@@ -944,6 +1212,9 @@
               <w:pStyle w:val="Compact"/>
             </w:pPr>
             <w:r>
+              <w:rPr>
+                <w:lang w:val="es-ES"/>
+              </w:rPr>
               <w:t xml:space="preserve">Blocking</w:t>
             </w:r>
           </w:p>
@@ -955,6 +1226,9 @@
               <w:pStyle w:val="Compact"/>
             </w:pPr>
             <w:r>
+              <w:rPr>
+                <w:lang w:val="es-ES"/>
+              </w:rPr>
               <w:t xml:space="preserve">No</w:t>
             </w:r>
           </w:p>
@@ -966,6 +1240,9 @@
               <w:pStyle w:val="Compact"/>
             </w:pPr>
             <w:r>
+              <w:rPr>
+                <w:lang w:val="es-ES"/>
+              </w:rPr>
               <w:t xml:space="preserve">…</w:t>
             </w:r>
           </w:p>
@@ -977,6 +1254,9 @@
               <w:pStyle w:val="Compact"/>
             </w:pPr>
             <w:r>
+              <w:rPr>
+                <w:lang w:val="es-ES"/>
+              </w:rPr>
               <w:t xml:space="preserve">…</w:t>
             </w:r>
           </w:p>
@@ -990,6 +1270,9 @@
               <w:pStyle w:val="Compact"/>
             </w:pPr>
             <w:r>
+              <w:rPr>
+                <w:lang w:val="es-ES"/>
+              </w:rPr>
               <w:t xml:space="preserve">Listening</w:t>
             </w:r>
           </w:p>
@@ -1001,6 +1284,9 @@
               <w:pStyle w:val="Compact"/>
             </w:pPr>
             <w:r>
+              <w:rPr>
+                <w:lang w:val="es-ES"/>
+              </w:rPr>
               <w:t xml:space="preserve">…</w:t>
             </w:r>
           </w:p>
@@ -1012,6 +1298,9 @@
               <w:pStyle w:val="Compact"/>
             </w:pPr>
             <w:r>
+              <w:rPr>
+                <w:lang w:val="es-ES"/>
+              </w:rPr>
               <w:t xml:space="preserve">No</w:t>
             </w:r>
           </w:p>
@@ -1023,6 +1312,9 @@
               <w:pStyle w:val="Compact"/>
             </w:pPr>
             <w:r>
+              <w:rPr>
+                <w:lang w:val="es-ES"/>
+              </w:rPr>
               <w:t xml:space="preserve">15 s</w:t>
             </w:r>
           </w:p>
@@ -1036,6 +1328,9 @@
               <w:pStyle w:val="Compact"/>
             </w:pPr>
             <w:r>
+              <w:rPr>
+                <w:lang w:val="es-ES"/>
+              </w:rPr>
               <w:t xml:space="preserve">Learning</w:t>
             </w:r>
           </w:p>
@@ -1047,6 +1342,9 @@
               <w:pStyle w:val="Compact"/>
             </w:pPr>
             <w:r>
+              <w:rPr>
+                <w:lang w:val="es-ES"/>
+              </w:rPr>
               <w:t xml:space="preserve">No</w:t>
             </w:r>
           </w:p>
@@ -1058,6 +1356,9 @@
               <w:pStyle w:val="Compact"/>
             </w:pPr>
             <w:r>
+              <w:rPr>
+                <w:lang w:val="es-ES"/>
+              </w:rPr>
               <w:t xml:space="preserve">…</w:t>
             </w:r>
           </w:p>
@@ -1069,6 +1370,9 @@
               <w:pStyle w:val="Compact"/>
             </w:pPr>
             <w:r>
+              <w:rPr>
+                <w:lang w:val="es-ES"/>
+              </w:rPr>
               <w:t xml:space="preserve">…</w:t>
             </w:r>
           </w:p>
@@ -1082,6 +1386,9 @@
               <w:pStyle w:val="Compact"/>
             </w:pPr>
             <w:r>
+              <w:rPr>
+                <w:lang w:val="es-ES"/>
+              </w:rPr>
               <w:t xml:space="preserve">Forwarding</w:t>
             </w:r>
           </w:p>
@@ -1093,6 +1400,9 @@
               <w:pStyle w:val="Compact"/>
             </w:pPr>
             <w:r>
+              <w:rPr>
+                <w:lang w:val="es-ES"/>
+              </w:rPr>
               <w:t xml:space="preserve">…</w:t>
             </w:r>
           </w:p>
@@ -1104,6 +1414,9 @@
               <w:pStyle w:val="Compact"/>
             </w:pPr>
             <w:r>
+              <w:rPr>
+                <w:lang w:val="es-ES"/>
+              </w:rPr>
               <w:t xml:space="preserve">Sí</w:t>
             </w:r>
           </w:p>
@@ -1115,6 +1428,9 @@
               <w:pStyle w:val="Compact"/>
             </w:pPr>
             <w:r>
+              <w:rPr>
+                <w:lang w:val="es-ES"/>
+              </w:rPr>
               <w:t xml:space="preserve">Indefinido</w:t>
             </w:r>
           </w:p>
@@ -1130,6 +1446,9 @@
         </w:numPr>
       </w:pPr>
       <w:r>
+        <w:rPr>
+          <w:lang w:val="es-ES"/>
+        </w:rPr>
         <w:t xml:space="preserve">¿Cuál es el orden exacto de los estados desde que se activa el puerto?</w:t>
       </w:r>
     </w:p>
@@ -1142,6 +1461,9 @@
         </w:numPr>
       </w:pPr>
       <w:r>
+        <w:rPr>
+          <w:lang w:val="es-ES"/>
+        </w:rPr>
         <w:t xml:space="preserve">¿Cuánto tarda un puerto STP en pasar de blocking a forwarding si no hay fallos?</w:t>
       </w:r>
     </w:p>
@@ -1154,6 +1476,9 @@
         </w:numPr>
       </w:pPr>
       <w:r>
+        <w:rPr>
+          <w:lang w:val="es-ES"/>
+        </w:rPr>
         <w:t xml:space="preserve">¿En qué estado está un puerto que ya reenvía tráfico y aprende MACs?</w:t>
       </w:r>
     </w:p>
@@ -1165,13 +1490,20 @@
         <w:rPr>
           <w:b/>
           <w:bCs/>
+          <w:lang w:val="es-ES"/>
         </w:rPr>
         <w:t xml:space="preserve">Pista:</w:t>
       </w:r>
       <w:r>
+        <w:rPr>
+          <w:lang w:val="es-ES"/>
+        </w:rPr>
         <w:t xml:space="preserve"> </w:t>
       </w:r>
       <w:r>
+        <w:rPr>
+          <w:lang w:val="es-ES"/>
+        </w:rPr>
         <w:t xml:space="preserve">solo Learning aprende sin reenviar, y solo Forwarding reenvía. Suma los tiempos de los estados intermedios.</w:t>
       </w:r>
     </w:p>

--- a/docx/04-switching/boletin-U04-inicial.docx
+++ b/docx/04-switching/boletin-U04-inicial.docx
@@ -15,9 +15,6 @@
             <w:pStyle w:val="TOCHeading"/>
           </w:pPr>
           <w:r>
-            <w:rPr>
-              <w:lang w:val="es-ES"/>
-            </w:rPr>
             <w:t xml:space="preserve">Table of Contents</w:t>
           </w:r>
         </w:p>
@@ -37,9 +34,6 @@
         <w:pStyle w:val="Heading1"/>
       </w:pPr>
       <w:r>
-        <w:rPr>
-          <w:lang w:val="es-ES"/>
-        </w:rPr>
         <w:t xml:space="preserve">Boletín UD4 — Inicial</w:t>
       </w:r>
     </w:p>
@@ -50,9 +44,6 @@
         <w:pStyle w:val="Heading1"/>
       </w:pPr>
       <w:r>
-        <w:rPr>
-          <w:lang w:val="es-ES"/>
-        </w:rPr>
         <w:t xml:space="preserve">📝 Boletín UD4 — Inicial</w:t>
       </w:r>
     </w:p>
@@ -61,9 +52,6 @@
         <w:pStyle w:val="BlockText"/>
       </w:pPr>
       <w:r>
-        <w:rPr>
-          <w:lang w:val="es-ES"/>
-        </w:rPr>
         <w:t xml:space="preserve">Ejercicios básicos para afianzar los conceptos de switching y STP.</w:t>
       </w:r>
     </w:p>
@@ -80,9 +68,6 @@
         <w:pStyle w:val="Heading2"/>
       </w:pPr>
       <w:r>
-        <w:rPr>
-          <w:lang w:val="es-ES"/>
-        </w:rPr>
         <w:t xml:space="preserve">1. ¿Qué hace el switch?</w:t>
       </w:r>
     </w:p>
@@ -91,9 +76,6 @@
         <w:pStyle w:val="FirstParagraph"/>
       </w:pPr>
       <w:r>
-        <w:rPr>
-          <w:lang w:val="es-ES"/>
-        </w:rPr>
         <w:t xml:space="preserve">Relaciona la situación con la acción del switch:</w:t>
       </w:r>
     </w:p>
@@ -119,9 +101,6 @@
               <w:pStyle w:val="Compact"/>
             </w:pPr>
             <w:r>
-              <w:rPr>
-                <w:lang w:val="es-ES"/>
-              </w:rPr>
               <w:t xml:space="preserve">Situación</w:t>
             </w:r>
           </w:p>
@@ -133,9 +112,6 @@
               <w:pStyle w:val="Compact"/>
             </w:pPr>
             <w:r>
-              <w:rPr>
-                <w:lang w:val="es-ES"/>
-              </w:rPr>
               <w:t xml:space="preserve">Acción</w:t>
             </w:r>
           </w:p>
@@ -149,9 +125,6 @@
               <w:pStyle w:val="Compact"/>
             </w:pPr>
             <w:r>
-              <w:rPr>
-                <w:lang w:val="es-ES"/>
-              </w:rPr>
               <w:t xml:space="preserve">1. Llega una trama con MAC destino conocida</w:t>
             </w:r>
           </w:p>
@@ -163,9 +136,6 @@
               <w:pStyle w:val="Compact"/>
             </w:pPr>
             <w:r>
-              <w:rPr>
-                <w:lang w:val="es-ES"/>
-              </w:rPr>
               <w:t xml:space="preserve">a) Inunda por todos los puertos menos el origen</w:t>
             </w:r>
           </w:p>
@@ -179,9 +149,6 @@
               <w:pStyle w:val="Compact"/>
             </w:pPr>
             <w:r>
-              <w:rPr>
-                <w:lang w:val="es-ES"/>
-              </w:rPr>
               <w:t xml:space="preserve">2. Llega una trama con MAC destino desconocida</w:t>
             </w:r>
           </w:p>
@@ -193,9 +160,6 @@
               <w:pStyle w:val="Compact"/>
             </w:pPr>
             <w:r>
-              <w:rPr>
-                <w:lang w:val="es-ES"/>
-              </w:rPr>
               <w:t xml:space="preserve">b) Reenvía solo por el puerto correspondiente</w:t>
             </w:r>
           </w:p>
@@ -209,9 +173,6 @@
               <w:pStyle w:val="Compact"/>
             </w:pPr>
             <w:r>
-              <w:rPr>
-                <w:lang w:val="es-ES"/>
-              </w:rPr>
               <w:t xml:space="preserve">3. Llega una trama broadcast</w:t>
             </w:r>
           </w:p>
@@ -223,9 +184,6 @@
               <w:pStyle w:val="Compact"/>
             </w:pPr>
             <w:r>
-              <w:rPr>
-                <w:lang w:val="es-ES"/>
-              </w:rPr>
               <w:t xml:space="preserve">c) Inunda por todos los puertos</w:t>
             </w:r>
           </w:p>
@@ -239,9 +197,6 @@
         <w:pStyle w:val="Heading2"/>
       </w:pPr>
       <w:r>
-        <w:rPr>
-          <w:lang w:val="es-ES"/>
-        </w:rPr>
         <w:t xml:space="preserve">2. Verdadero o falso</w:t>
       </w:r>
     </w:p>
@@ -254,9 +209,6 @@
         </w:numPr>
       </w:pPr>
       <w:r>
-        <w:rPr>
-          <w:lang w:val="es-ES"/>
-        </w:rPr>
         <w:t xml:space="preserve">Un switch segmenta los dominios de colisión.</w:t>
       </w:r>
     </w:p>
@@ -269,9 +221,6 @@
         </w:numPr>
       </w:pPr>
       <w:r>
-        <w:rPr>
-          <w:lang w:val="es-ES"/>
-        </w:rPr>
         <w:t xml:space="preserve">Un switch segmenta los dominios de broadcast.</w:t>
       </w:r>
     </w:p>
@@ -284,9 +233,6 @@
         </w:numPr>
       </w:pPr>
       <w:r>
-        <w:rPr>
-          <w:lang w:val="es-ES"/>
-        </w:rPr>
         <w:t xml:space="preserve">STP evita bucles en redes conmutadas.</w:t>
       </w:r>
     </w:p>
@@ -299,9 +245,6 @@
         </w:numPr>
       </w:pPr>
       <w:r>
-        <w:rPr>
-          <w:lang w:val="es-ES"/>
-        </w:rPr>
         <w:t xml:space="preserve">RSTP converge más rápido que STP.</w:t>
       </w:r>
     </w:p>
@@ -314,9 +257,6 @@
         </w:numPr>
       </w:pPr>
       <w:r>
-        <w:rPr>
-          <w:lang w:val="es-ES"/>
-        </w:rPr>
         <w:t xml:space="preserve">La tabla MAC de un switch se llama tabla ARP.</w:t>
       </w:r>
     </w:p>
@@ -327,9 +267,6 @@
         <w:pStyle w:val="Heading2"/>
       </w:pPr>
       <w:r>
-        <w:rPr>
-          <w:lang w:val="es-ES"/>
-        </w:rPr>
         <w:t xml:space="preserve">3. Estados STP</w:t>
       </w:r>
     </w:p>
@@ -338,9 +275,6 @@
         <w:pStyle w:val="FirstParagraph"/>
       </w:pPr>
       <w:r>
-        <w:rPr>
-          <w:lang w:val="es-ES"/>
-        </w:rPr>
         <w:t xml:space="preserve">Ordena los estados STP por los que pasa un puerto desde que se activa hasta que reenvía tráfico:</w:t>
       </w:r>
     </w:p>
@@ -353,9 +287,6 @@
         </w:numPr>
       </w:pPr>
       <w:r>
-        <w:rPr>
-          <w:lang w:val="es-ES"/>
-        </w:rPr>
         <w:t xml:space="preserve">Learning</w:t>
       </w:r>
     </w:p>
@@ -368,9 +299,6 @@
         </w:numPr>
       </w:pPr>
       <w:r>
-        <w:rPr>
-          <w:lang w:val="es-ES"/>
-        </w:rPr>
         <w:t xml:space="preserve">Forwarding</w:t>
       </w:r>
     </w:p>
@@ -383,9 +311,6 @@
         </w:numPr>
       </w:pPr>
       <w:r>
-        <w:rPr>
-          <w:lang w:val="es-ES"/>
-        </w:rPr>
         <w:t xml:space="preserve">Blocking</w:t>
       </w:r>
     </w:p>
@@ -398,9 +323,6 @@
         </w:numPr>
       </w:pPr>
       <w:r>
-        <w:rPr>
-          <w:lang w:val="es-ES"/>
-        </w:rPr>
         <w:t xml:space="preserve">Listening</w:t>
       </w:r>
     </w:p>
@@ -411,9 +333,6 @@
         <w:pStyle w:val="Heading2"/>
       </w:pPr>
       <w:r>
-        <w:rPr>
-          <w:lang w:val="es-ES"/>
-        </w:rPr>
         <w:t xml:space="preserve">4. Identifica el rol</w:t>
       </w:r>
     </w:p>
@@ -422,9 +341,6 @@
         <w:pStyle w:val="FirstParagraph"/>
       </w:pPr>
       <w:r>
-        <w:rPr>
-          <w:lang w:val="es-ES"/>
-        </w:rPr>
         <w:t xml:space="preserve">Indica qué rol STP tiene cada puerto:</w:t>
       </w:r>
     </w:p>
@@ -437,9 +353,6 @@
         </w:numPr>
       </w:pPr>
       <w:r>
-        <w:rPr>
-          <w:lang w:val="es-ES"/>
-        </w:rPr>
         <w:t xml:space="preserve">Puerto del Root Bridge hacia un switch no-root</w:t>
       </w:r>
     </w:p>
@@ -452,9 +365,6 @@
         </w:numPr>
       </w:pPr>
       <w:r>
-        <w:rPr>
-          <w:lang w:val="es-ES"/>
-        </w:rPr>
         <w:t xml:space="preserve">Puerto que mira hacia el Root Bridge (en un switch no-root)</w:t>
       </w:r>
     </w:p>
@@ -467,9 +377,6 @@
         </w:numPr>
       </w:pPr>
       <w:r>
-        <w:rPr>
-          <w:lang w:val="es-ES"/>
-        </w:rPr>
         <w:t xml:space="preserve">Puerto bloqueado que proporciona un camino alternativo</w:t>
       </w:r>
     </w:p>
@@ -480,9 +387,6 @@
         <w:pStyle w:val="Heading2"/>
       </w:pPr>
       <w:r>
-        <w:rPr>
-          <w:lang w:val="es-ES"/>
-        </w:rPr>
         <w:t xml:space="preserve">5. ¿Qué comando?</w:t>
       </w:r>
     </w:p>
@@ -491,9 +395,6 @@
         <w:pStyle w:val="FirstParagraph"/>
       </w:pPr>
       <w:r>
-        <w:rPr>
-          <w:lang w:val="es-ES"/>
-        </w:rPr>
         <w:t xml:space="preserve">Relaciona el comando con su función:</w:t>
       </w:r>
     </w:p>
@@ -518,9 +419,6 @@
               <w:pStyle w:val="Compact"/>
             </w:pPr>
             <w:r>
-              <w:rPr>
-                <w:lang w:val="es-ES"/>
-              </w:rPr>
               <w:t xml:space="preserve">Comando</w:t>
             </w:r>
           </w:p>
@@ -532,9 +430,6 @@
               <w:pStyle w:val="Compact"/>
             </w:pPr>
             <w:r>
-              <w:rPr>
-                <w:lang w:val="es-ES"/>
-              </w:rPr>
               <w:t xml:space="preserve">Función</w:t>
             </w:r>
           </w:p>
@@ -548,21 +443,14 @@
               <w:pStyle w:val="Compact"/>
             </w:pPr>
             <w:r>
-              <w:rPr>
-                <w:lang w:val="es-ES"/>
-              </w:rPr>
               <w:t xml:space="preserve">1.</w:t>
             </w:r>
             <w:r>
-              <w:rPr>
-                <w:lang w:val="es-ES"/>
-              </w:rPr>
               <w:t xml:space="preserve"> </w:t>
             </w:r>
             <w:r>
               <w:rPr>
                 <w:rStyle w:val="VerbatimChar"/>
-                <w:lang w:val="es-ES"/>
               </w:rPr>
               <w:t xml:space="preserve">show mac address-table</w:t>
             </w:r>
@@ -575,9 +463,6 @@
               <w:pStyle w:val="Compact"/>
             </w:pPr>
             <w:r>
-              <w:rPr>
-                <w:lang w:val="es-ES"/>
-              </w:rPr>
               <w:t xml:space="preserve">a) Ver estado STP</w:t>
             </w:r>
           </w:p>
@@ -591,21 +476,14 @@
               <w:pStyle w:val="Compact"/>
             </w:pPr>
             <w:r>
-              <w:rPr>
-                <w:lang w:val="es-ES"/>
-              </w:rPr>
               <w:t xml:space="preserve">2.</w:t>
             </w:r>
             <w:r>
-              <w:rPr>
-                <w:lang w:val="es-ES"/>
-              </w:rPr>
               <w:t xml:space="preserve"> </w:t>
             </w:r>
             <w:r>
               <w:rPr>
                 <w:rStyle w:val="VerbatimChar"/>
-                <w:lang w:val="es-ES"/>
               </w:rPr>
               <w:t xml:space="preserve">show spanning-tree</w:t>
             </w:r>
@@ -618,9 +496,6 @@
               <w:pStyle w:val="Compact"/>
             </w:pPr>
             <w:r>
-              <w:rPr>
-                <w:lang w:val="es-ES"/>
-              </w:rPr>
               <w:t xml:space="preserve">b) Configurar PortFast</w:t>
             </w:r>
           </w:p>
@@ -634,21 +509,14 @@
               <w:pStyle w:val="Compact"/>
             </w:pPr>
             <w:r>
-              <w:rPr>
-                <w:lang w:val="es-ES"/>
-              </w:rPr>
               <w:t xml:space="preserve">3.</w:t>
             </w:r>
             <w:r>
-              <w:rPr>
-                <w:lang w:val="es-ES"/>
-              </w:rPr>
               <w:t xml:space="preserve"> </w:t>
             </w:r>
             <w:r>
               <w:rPr>
                 <w:rStyle w:val="VerbatimChar"/>
-                <w:lang w:val="es-ES"/>
               </w:rPr>
               <w:t xml:space="preserve">spanning-tree portfast</w:t>
             </w:r>
@@ -661,9 +529,6 @@
               <w:pStyle w:val="Compact"/>
             </w:pPr>
             <w:r>
-              <w:rPr>
-                <w:lang w:val="es-ES"/>
-              </w:rPr>
               <w:t xml:space="preserve">c) Ver tabla MAC del switch</w:t>
             </w:r>
           </w:p>
@@ -677,21 +542,14 @@
               <w:pStyle w:val="Compact"/>
             </w:pPr>
             <w:r>
-              <w:rPr>
-                <w:lang w:val="es-ES"/>
-              </w:rPr>
               <w:t xml:space="preserve">4.</w:t>
             </w:r>
             <w:r>
-              <w:rPr>
-                <w:lang w:val="es-ES"/>
-              </w:rPr>
               <w:t xml:space="preserve"> </w:t>
             </w:r>
             <w:r>
               <w:rPr>
                 <w:rStyle w:val="VerbatimChar"/>
-                <w:lang w:val="es-ES"/>
               </w:rPr>
               <w:t xml:space="preserve">switchport port-security</w:t>
             </w:r>
@@ -704,9 +562,6 @@
               <w:pStyle w:val="Compact"/>
             </w:pPr>
             <w:r>
-              <w:rPr>
-                <w:lang w:val="es-ES"/>
-              </w:rPr>
               <w:t xml:space="preserve">d) Activar seguridad de puerto</w:t>
             </w:r>
           </w:p>
@@ -720,9 +575,6 @@
         <w:pStyle w:val="Heading2"/>
       </w:pPr>
       <w:r>
-        <w:rPr>
-          <w:lang w:val="es-ES"/>
-        </w:rPr>
         <w:t xml:space="preserve">6. Tormenta de broadcast</w:t>
       </w:r>
     </w:p>
@@ -731,9 +583,6 @@
         <w:pStyle w:val="FirstParagraph"/>
       </w:pPr>
       <w:r>
-        <w:rPr>
-          <w:lang w:val="es-ES"/>
-        </w:rPr>
         <w:t xml:space="preserve">¿Qué es necesario para que ocurra una tormenta de broadcast?</w:t>
       </w:r>
     </w:p>
@@ -746,9 +595,6 @@
         </w:numPr>
       </w:pPr>
       <w:r>
-        <w:rPr>
-          <w:lang w:val="es-ES"/>
-        </w:rPr>
         <w:t xml:space="preserve">Un solo switch con muchos PCs</w:t>
       </w:r>
     </w:p>
@@ -761,9 +607,6 @@
         </w:numPr>
       </w:pPr>
       <w:r>
-        <w:rPr>
-          <w:lang w:val="es-ES"/>
-        </w:rPr>
         <w:t xml:space="preserve">Un bucle en la red (switches conectados formando un círculo)</w:t>
       </w:r>
     </w:p>
@@ -776,9 +619,6 @@
         </w:numPr>
       </w:pPr>
       <w:r>
-        <w:rPr>
-          <w:lang w:val="es-ES"/>
-        </w:rPr>
         <w:t xml:space="preserve">Un cable defectuoso</w:t>
       </w:r>
     </w:p>
@@ -791,9 +631,6 @@
         </w:numPr>
       </w:pPr>
       <w:r>
-        <w:rPr>
-          <w:lang w:val="es-ES"/>
-        </w:rPr>
         <w:t xml:space="preserve">Un router mal configurado</w:t>
       </w:r>
     </w:p>
@@ -804,9 +641,6 @@
         <w:pStyle w:val="Heading2"/>
       </w:pPr>
       <w:r>
-        <w:rPr>
-          <w:lang w:val="es-ES"/>
-        </w:rPr>
         <w:t xml:space="preserve">7. Reenvío de tramas y la tabla CAM</w:t>
       </w:r>
     </w:p>
@@ -815,9 +649,6 @@
         <w:pStyle w:val="FirstParagraph"/>
       </w:pPr>
       <w:r>
-        <w:rPr>
-          <w:lang w:val="es-ES"/>
-        </w:rPr>
         <w:t xml:space="preserve">Observa la tabla CAM de un switch:</w:t>
       </w:r>
     </w:p>
@@ -828,7 +659,6 @@
       <w:r>
         <w:rPr>
           <w:rStyle w:val="VerbatimChar"/>
-          <w:lang w:val="es-ES"/>
         </w:rPr>
         <w:t xml:space="preserve">Vlan    Mac Address       Type        Ports</w:t>
       </w:r>
@@ -838,7 +668,6 @@
       <w:r>
         <w:rPr>
           <w:rStyle w:val="VerbatimChar"/>
-          <w:lang w:val="es-ES"/>
         </w:rPr>
         <w:t xml:space="preserve">----    -----------       --------    -----</w:t>
       </w:r>
@@ -848,7 +677,6 @@
       <w:r>
         <w:rPr>
           <w:rStyle w:val="VerbatimChar"/>
-          <w:lang w:val="es-ES"/>
         </w:rPr>
         <w:t xml:space="preserve">   1    0050.7966.6800    DYNAMIC     Fa0/1</w:t>
       </w:r>
@@ -858,7 +686,6 @@
       <w:r>
         <w:rPr>
           <w:rStyle w:val="VerbatimChar"/>
-          <w:lang w:val="es-ES"/>
         </w:rPr>
         <w:t xml:space="preserve">   1    0050.7966.6801    DYNAMIC     Fa0/2</w:t>
       </w:r>
@@ -868,7 +695,6 @@
       <w:r>
         <w:rPr>
           <w:rStyle w:val="VerbatimChar"/>
-          <w:lang w:val="es-ES"/>
         </w:rPr>
         <w:t xml:space="preserve">   1    00D0.BC96.1A01    DYNAMIC     Fa0/3</w:t>
       </w:r>
@@ -878,9 +704,6 @@
         <w:pStyle w:val="FirstParagraph"/>
       </w:pPr>
       <w:r>
-        <w:rPr>
-          <w:lang w:val="es-ES"/>
-        </w:rPr>
         <w:t xml:space="preserve">Indica qué hace el switch en cada caso:</w:t>
       </w:r>
     </w:p>
@@ -893,53 +716,33 @@
         </w:numPr>
       </w:pPr>
       <w:r>
-        <w:rPr>
-          <w:lang w:val="es-ES"/>
-        </w:rPr>
         <w:t xml:space="preserve">Llega una trama por Fa0/2 con MAC origen</w:t>
       </w:r>
       <w:r>
-        <w:rPr>
-          <w:lang w:val="es-ES"/>
-        </w:rPr>
         <w:t xml:space="preserve"> </w:t>
       </w:r>
       <w:r>
         <w:rPr>
           <w:rStyle w:val="VerbatimChar"/>
-          <w:lang w:val="es-ES"/>
         </w:rPr>
         <w:t xml:space="preserve">0050.7966.6801</w:t>
       </w:r>
       <w:r>
-        <w:rPr>
-          <w:lang w:val="es-ES"/>
-        </w:rPr>
         <w:t xml:space="preserve"> </w:t>
       </w:r>
       <w:r>
-        <w:rPr>
-          <w:lang w:val="es-ES"/>
-        </w:rPr>
         <w:t xml:space="preserve">y destino</w:t>
       </w:r>
       <w:r>
-        <w:rPr>
-          <w:lang w:val="es-ES"/>
-        </w:rPr>
         <w:t xml:space="preserve"> </w:t>
       </w:r>
       <w:r>
         <w:rPr>
           <w:rStyle w:val="VerbatimChar"/>
-          <w:lang w:val="es-ES"/>
         </w:rPr>
         <w:t xml:space="preserve">00D0.BC96.1A01</w:t>
       </w:r>
       <w:r>
-        <w:rPr>
-          <w:lang w:val="es-ES"/>
-        </w:rPr>
         <w:t xml:space="preserve">.</w:t>
       </w:r>
     </w:p>
@@ -952,59 +755,36 @@
         </w:numPr>
       </w:pPr>
       <w:r>
-        <w:rPr>
-          <w:lang w:val="es-ES"/>
-        </w:rPr>
         <w:t xml:space="preserve">Llega una trama por Fa0/1 con MAC origen</w:t>
       </w:r>
       <w:r>
-        <w:rPr>
-          <w:lang w:val="es-ES"/>
-        </w:rPr>
         <w:t xml:space="preserve"> </w:t>
       </w:r>
       <w:r>
         <w:rPr>
           <w:rStyle w:val="VerbatimChar"/>
-          <w:lang w:val="es-ES"/>
         </w:rPr>
         <w:t xml:space="preserve">0050.7966.6800</w:t>
       </w:r>
       <w:r>
-        <w:rPr>
-          <w:lang w:val="es-ES"/>
-        </w:rPr>
         <w:t xml:space="preserve"> </w:t>
       </w:r>
       <w:r>
-        <w:rPr>
-          <w:lang w:val="es-ES"/>
-        </w:rPr>
         <w:t xml:space="preserve">y destino</w:t>
       </w:r>
       <w:r>
-        <w:rPr>
-          <w:lang w:val="es-ES"/>
-        </w:rPr>
         <w:t xml:space="preserve"> </w:t>
       </w:r>
       <w:r>
         <w:rPr>
           <w:rStyle w:val="VerbatimChar"/>
-          <w:lang w:val="es-ES"/>
         </w:rPr>
         <w:t xml:space="preserve">0050.7966.6802</w:t>
       </w:r>
       <w:r>
-        <w:rPr>
-          <w:lang w:val="es-ES"/>
-        </w:rPr>
         <w:t xml:space="preserve"> </w:t>
       </w:r>
       <w:r>
-        <w:rPr>
-          <w:lang w:val="es-ES"/>
-        </w:rPr>
         <w:t xml:space="preserve">(desconocida).</w:t>
       </w:r>
     </w:p>
@@ -1017,34 +797,21 @@
         </w:numPr>
       </w:pPr>
       <w:r>
-        <w:rPr>
-          <w:lang w:val="es-ES"/>
-        </w:rPr>
         <w:t xml:space="preserve">Llega una trama por Fa0/3 con destino</w:t>
       </w:r>
       <w:r>
-        <w:rPr>
-          <w:lang w:val="es-ES"/>
-        </w:rPr>
         <w:t xml:space="preserve"> </w:t>
       </w:r>
       <w:r>
         <w:rPr>
           <w:rStyle w:val="VerbatimChar"/>
-          <w:lang w:val="es-ES"/>
         </w:rPr>
         <w:t xml:space="preserve">FFFF.FFFF.FFFF</w:t>
       </w:r>
       <w:r>
-        <w:rPr>
-          <w:lang w:val="es-ES"/>
-        </w:rPr>
         <w:t xml:space="preserve"> </w:t>
       </w:r>
       <w:r>
-        <w:rPr>
-          <w:lang w:val="es-ES"/>
-        </w:rPr>
         <w:t xml:space="preserve">(broadcast).</w:t>
       </w:r>
     </w:p>
@@ -1057,28 +824,18 @@
         </w:numPr>
       </w:pPr>
       <w:r>
-        <w:rPr>
-          <w:lang w:val="es-ES"/>
-        </w:rPr>
         <w:t xml:space="preserve">Llega una trama por Fa0/4 con MAC origen</w:t>
       </w:r>
       <w:r>
-        <w:rPr>
-          <w:lang w:val="es-ES"/>
-        </w:rPr>
         <w:t xml:space="preserve"> </w:t>
       </w:r>
       <w:r>
         <w:rPr>
           <w:rStyle w:val="VerbatimChar"/>
-          <w:lang w:val="es-ES"/>
         </w:rPr>
         <w:t xml:space="preserve">0050.7966.6801</w:t>
       </w:r>
       <w:r>
-        <w:rPr>
-          <w:lang w:val="es-ES"/>
-        </w:rPr>
         <w:t xml:space="preserve">, una MAC que ya estaba aprendida en Fa0/2. ¿Qué hace el switch con la tabla CAM?</w:t>
       </w:r>
     </w:p>
@@ -1090,20 +847,13 @@
         <w:rPr>
           <w:b/>
           <w:bCs/>
-          <w:lang w:val="es-ES"/>
         </w:rPr>
         <w:t xml:space="preserve">Pista:</w:t>
       </w:r>
       <w:r>
-        <w:rPr>
-          <w:lang w:val="es-ES"/>
-        </w:rPr>
         <w:t xml:space="preserve"> </w:t>
       </w:r>
       <w:r>
-        <w:rPr>
-          <w:lang w:val="es-ES"/>
-        </w:rPr>
         <w:t xml:space="preserve">si la MAC destino está en la tabla, reenvío selectivo; si no está, inundo. Y si la misma MAC origen aparece por un puerto distinto, la tabla se actualiza con el puerto más reciente.</w:t>
       </w:r>
     </w:p>
@@ -1114,9 +864,6 @@
         <w:pStyle w:val="Heading2"/>
       </w:pPr>
       <w:r>
-        <w:rPr>
-          <w:lang w:val="es-ES"/>
-        </w:rPr>
         <w:t xml:space="preserve">8. Estados STP</w:t>
       </w:r>
     </w:p>
@@ -1125,9 +872,6 @@
         <w:pStyle w:val="FirstParagraph"/>
       </w:pPr>
       <w:r>
-        <w:rPr>
-          <w:lang w:val="es-ES"/>
-        </w:rPr>
         <w:t xml:space="preserve">Completa la tabla de estados STP:</w:t>
       </w:r>
     </w:p>
@@ -1154,9 +898,6 @@
               <w:pStyle w:val="Compact"/>
             </w:pPr>
             <w:r>
-              <w:rPr>
-                <w:lang w:val="es-ES"/>
-              </w:rPr>
               <w:t xml:space="preserve">Estado</w:t>
             </w:r>
           </w:p>
@@ -1168,9 +909,6 @@
               <w:pStyle w:val="Compact"/>
             </w:pPr>
             <w:r>
-              <w:rPr>
-                <w:lang w:val="es-ES"/>
-              </w:rPr>
               <w:t xml:space="preserve">¿Reenvía tráfico?</w:t>
             </w:r>
           </w:p>
@@ -1182,9 +920,6 @@
               <w:pStyle w:val="Compact"/>
             </w:pPr>
             <w:r>
-              <w:rPr>
-                <w:lang w:val="es-ES"/>
-              </w:rPr>
               <w:t xml:space="preserve">¿Aprende MACs?</w:t>
             </w:r>
           </w:p>
@@ -1196,9 +931,6 @@
               <w:pStyle w:val="Compact"/>
             </w:pPr>
             <w:r>
-              <w:rPr>
-                <w:lang w:val="es-ES"/>
-              </w:rPr>
               <w:t xml:space="preserve">Tiempo</w:t>
             </w:r>
           </w:p>
@@ -1212,9 +944,6 @@
               <w:pStyle w:val="Compact"/>
             </w:pPr>
             <w:r>
-              <w:rPr>
-                <w:lang w:val="es-ES"/>
-              </w:rPr>
               <w:t xml:space="preserve">Blocking</w:t>
             </w:r>
           </w:p>
@@ -1226,9 +955,6 @@
               <w:pStyle w:val="Compact"/>
             </w:pPr>
             <w:r>
-              <w:rPr>
-                <w:lang w:val="es-ES"/>
-              </w:rPr>
               <w:t xml:space="preserve">No</w:t>
             </w:r>
           </w:p>
@@ -1240,9 +966,6 @@
               <w:pStyle w:val="Compact"/>
             </w:pPr>
             <w:r>
-              <w:rPr>
-                <w:lang w:val="es-ES"/>
-              </w:rPr>
               <w:t xml:space="preserve">…</w:t>
             </w:r>
           </w:p>
@@ -1254,9 +977,6 @@
               <w:pStyle w:val="Compact"/>
             </w:pPr>
             <w:r>
-              <w:rPr>
-                <w:lang w:val="es-ES"/>
-              </w:rPr>
               <w:t xml:space="preserve">…</w:t>
             </w:r>
           </w:p>
@@ -1270,9 +990,6 @@
               <w:pStyle w:val="Compact"/>
             </w:pPr>
             <w:r>
-              <w:rPr>
-                <w:lang w:val="es-ES"/>
-              </w:rPr>
               <w:t xml:space="preserve">Listening</w:t>
             </w:r>
           </w:p>
@@ -1284,9 +1001,6 @@
               <w:pStyle w:val="Compact"/>
             </w:pPr>
             <w:r>
-              <w:rPr>
-                <w:lang w:val="es-ES"/>
-              </w:rPr>
               <w:t xml:space="preserve">…</w:t>
             </w:r>
           </w:p>
@@ -1298,9 +1012,6 @@
               <w:pStyle w:val="Compact"/>
             </w:pPr>
             <w:r>
-              <w:rPr>
-                <w:lang w:val="es-ES"/>
-              </w:rPr>
               <w:t xml:space="preserve">No</w:t>
             </w:r>
           </w:p>
@@ -1312,9 +1023,6 @@
               <w:pStyle w:val="Compact"/>
             </w:pPr>
             <w:r>
-              <w:rPr>
-                <w:lang w:val="es-ES"/>
-              </w:rPr>
               <w:t xml:space="preserve">15 s</w:t>
             </w:r>
           </w:p>
@@ -1328,9 +1036,6 @@
               <w:pStyle w:val="Compact"/>
             </w:pPr>
             <w:r>
-              <w:rPr>
-                <w:lang w:val="es-ES"/>
-              </w:rPr>
               <w:t xml:space="preserve">Learning</w:t>
             </w:r>
           </w:p>
@@ -1342,9 +1047,6 @@
               <w:pStyle w:val="Compact"/>
             </w:pPr>
             <w:r>
-              <w:rPr>
-                <w:lang w:val="es-ES"/>
-              </w:rPr>
               <w:t xml:space="preserve">No</w:t>
             </w:r>
           </w:p>
@@ -1356,9 +1058,6 @@
               <w:pStyle w:val="Compact"/>
             </w:pPr>
             <w:r>
-              <w:rPr>
-                <w:lang w:val="es-ES"/>
-              </w:rPr>
               <w:t xml:space="preserve">…</w:t>
             </w:r>
           </w:p>
@@ -1370,9 +1069,6 @@
               <w:pStyle w:val="Compact"/>
             </w:pPr>
             <w:r>
-              <w:rPr>
-                <w:lang w:val="es-ES"/>
-              </w:rPr>
               <w:t xml:space="preserve">…</w:t>
             </w:r>
           </w:p>
@@ -1386,9 +1082,6 @@
               <w:pStyle w:val="Compact"/>
             </w:pPr>
             <w:r>
-              <w:rPr>
-                <w:lang w:val="es-ES"/>
-              </w:rPr>
               <w:t xml:space="preserve">Forwarding</w:t>
             </w:r>
           </w:p>
@@ -1400,9 +1093,6 @@
               <w:pStyle w:val="Compact"/>
             </w:pPr>
             <w:r>
-              <w:rPr>
-                <w:lang w:val="es-ES"/>
-              </w:rPr>
               <w:t xml:space="preserve">…</w:t>
             </w:r>
           </w:p>
@@ -1414,9 +1104,6 @@
               <w:pStyle w:val="Compact"/>
             </w:pPr>
             <w:r>
-              <w:rPr>
-                <w:lang w:val="es-ES"/>
-              </w:rPr>
               <w:t xml:space="preserve">Sí</w:t>
             </w:r>
           </w:p>
@@ -1428,9 +1115,6 @@
               <w:pStyle w:val="Compact"/>
             </w:pPr>
             <w:r>
-              <w:rPr>
-                <w:lang w:val="es-ES"/>
-              </w:rPr>
               <w:t xml:space="preserve">Indefinido</w:t>
             </w:r>
           </w:p>
@@ -1446,9 +1130,6 @@
         </w:numPr>
       </w:pPr>
       <w:r>
-        <w:rPr>
-          <w:lang w:val="es-ES"/>
-        </w:rPr>
         <w:t xml:space="preserve">¿Cuál es el orden exacto de los estados desde que se activa el puerto?</w:t>
       </w:r>
     </w:p>
@@ -1461,9 +1142,6 @@
         </w:numPr>
       </w:pPr>
       <w:r>
-        <w:rPr>
-          <w:lang w:val="es-ES"/>
-        </w:rPr>
         <w:t xml:space="preserve">¿Cuánto tarda un puerto STP en pasar de blocking a forwarding si no hay fallos?</w:t>
       </w:r>
     </w:p>
@@ -1476,9 +1154,6 @@
         </w:numPr>
       </w:pPr>
       <w:r>
-        <w:rPr>
-          <w:lang w:val="es-ES"/>
-        </w:rPr>
         <w:t xml:space="preserve">¿En qué estado está un puerto que ya reenvía tráfico y aprende MACs?</w:t>
       </w:r>
     </w:p>
@@ -1490,20 +1165,13 @@
         <w:rPr>
           <w:b/>
           <w:bCs/>
-          <w:lang w:val="es-ES"/>
         </w:rPr>
         <w:t xml:space="preserve">Pista:</w:t>
       </w:r>
       <w:r>
-        <w:rPr>
-          <w:lang w:val="es-ES"/>
-        </w:rPr>
         <w:t xml:space="preserve"> </w:t>
       </w:r>
       <w:r>
-        <w:rPr>
-          <w:lang w:val="es-ES"/>
-        </w:rPr>
         <w:t xml:space="preserve">solo Learning aprende sin reenviar, y solo Forwarding reenvía. Suma los tiempos de los estados intermedios.</w:t>
       </w:r>
     </w:p>

--- a/docx/04-switching/boletin-U04-inicial.docx
+++ b/docx/04-switching/boletin-U04-inicial.docx
@@ -28,23 +28,23 @@
         </w:p>
       </w:sdtContent>
     </w:sdt>
-    <w:bookmarkStart w:id="9" w:name="boletín-ud4-inicial"/>
+    <w:bookmarkStart w:id="9" w:name="boletín-de-switching-y-vlan-inicial"/>
     <w:p>
       <w:pPr>
         <w:pStyle w:val="Heading1"/>
       </w:pPr>
       <w:r>
-        <w:t xml:space="preserve">Boletín UD4 — Inicial</w:t>
+        <w:t xml:space="preserve">Boletín de Switching y VLAN — Inicial</w:t>
       </w:r>
     </w:p>
     <w:bookmarkEnd w:id="9"/>
-    <w:bookmarkStart w:id="18" w:name="boletín-ud4-inicial-1"/>
+    <w:bookmarkStart w:id="18" w:name="boletín-de-switching-y-vlan-inicial-1"/>
     <w:p>
       <w:pPr>
         <w:pStyle w:val="Heading1"/>
       </w:pPr>
       <w:r>
-        <w:t xml:space="preserve">📝 Boletín UD4 — Inicial</w:t>
+        <w:t xml:space="preserve">📝 Boletín de Switching y VLAN — Inicial</w:t>
       </w:r>
     </w:p>
     <w:p>

--- a/docx/04-switching/boletin-U04-inicial.docx
+++ b/docx/04-switching/boletin-U04-inicial.docx
@@ -52,7 +52,7 @@
         <w:pStyle w:val="BlockText"/>
       </w:pPr>
       <w:r>
-        <w:t xml:space="preserve">Ejercicios básicos para afianzar los conceptos de switching y STP.</w:t>
+        <w:t xml:space="preserve">Ejercicios básicos para afianzar los conceptos de switching, STP y VLAN.</w:t>
       </w:r>
     </w:p>
     <w:p>
@@ -260,6 +260,18 @@
         <w:t xml:space="preserve">La tabla MAC de un switch se llama tabla ARP.</w:t>
       </w:r>
     </w:p>
+    <w:p>
+      <w:pPr>
+        <w:pStyle w:val="Compact"/>
+        <w:numPr>
+          <w:ilvl w:val="0"/>
+          <w:numId w:val="1001"/>
+        </w:numPr>
+      </w:pPr>
+      <w:r>
+        <w:t xml:space="preserve">Cada VLAN creada en el switch es un dominio de broadcast independiente.</w:t>
+      </w:r>
+    </w:p>
     <w:bookmarkEnd w:id="11"/>
     <w:bookmarkStart w:id="12" w:name="estados-stp"/>
     <w:p>
@@ -551,18 +563,18 @@
               <w:rPr>
                 <w:rStyle w:val="VerbatimChar"/>
               </w:rPr>
-              <w:t xml:space="preserve">switchport port-security</w:t>
-            </w:r>
-          </w:p>
-        </w:tc>
-        <w:tc>
-          <w:tcPr/>
-          <w:p>
-            <w:pPr>
-              <w:pStyle w:val="Compact"/>
-            </w:pPr>
-            <w:r>
-              <w:t xml:space="preserve">d) Activar seguridad de puerto</w:t>
+              <w:t xml:space="preserve">switchport access vlan 10</w:t>
+            </w:r>
+          </w:p>
+        </w:tc>
+        <w:tc>
+          <w:tcPr/>
+          <w:p>
+            <w:pPr>
+              <w:pStyle w:val="Compact"/>
+            </w:pPr>
+            <w:r>
+              <w:t xml:space="preserve">d) Asignar el puerto a la VLAN 10</w:t>
             </w:r>
           </w:p>
         </w:tc>
